--- a/docs/Todo list and Crud.docx
+++ b/docs/Todo list and Crud.docx
@@ -12,7 +12,7 @@
         <w:rPr>
           <w:lang w:val="en-US"/>
         </w:rPr>
-        <w:t xml:space="preserve">Piyush Singh </w:t>
+        <w:t>Rohit Patil</w:t>
       </w:r>
     </w:p>
     <w:p>
@@ -43,6 +43,7 @@
       </w:pPr>
       <w:r>
         <w:rPr>
+          <w:noProof/>
           <w:lang w:val="en-US"/>
         </w:rPr>
         <w:drawing>
@@ -103,6 +104,7 @@
       </w:pPr>
       <w:r>
         <w:rPr>
+          <w:noProof/>
           <w:lang w:val="en-US"/>
         </w:rPr>
         <w:drawing>
@@ -164,6 +166,7 @@
       </w:pPr>
       <w:r>
         <w:rPr>
+          <w:noProof/>
           <w:lang w:val="en-US"/>
         </w:rPr>
         <w:drawing>
@@ -211,6 +214,7 @@
       </w:pPr>
       <w:r>
         <w:rPr>
+          <w:noProof/>
           <w:lang w:val="en-US"/>
         </w:rPr>
         <w:drawing>
@@ -314,6 +318,7 @@
       </w:pPr>
       <w:r>
         <w:rPr>
+          <w:noProof/>
           <w:lang w:val="en-US"/>
         </w:rPr>
         <w:drawing>
@@ -374,6 +379,7 @@
       </w:pPr>
       <w:r>
         <w:rPr>
+          <w:noProof/>
           <w:lang w:val="en-US"/>
         </w:rPr>
         <w:drawing>
@@ -469,6 +475,7 @@
       </w:pPr>
       <w:r>
         <w:rPr>
+          <w:noProof/>
           <w:lang w:val="en-US"/>
         </w:rPr>
         <w:drawing>

--- a/docs/Todo list and Crud.docx
+++ b/docs/Todo list and Crud.docx
@@ -3,37 +3,47 @@
 <w:document xmlns:wpc="http://schemas.microsoft.com/office/word/2010/wordprocessingCanvas" xmlns:cx="http://schemas.microsoft.com/office/drawing/2014/chartex" xmlns:cx1="http://schemas.microsoft.com/office/drawing/2015/9/8/chartex" xmlns:cx2="http://schemas.microsoft.com/office/drawing/2015/10/21/chartex" xmlns:cx3="http://schemas.microsoft.com/office/drawing/2016/5/9/chartex" xmlns:cx4="http://schemas.microsoft.com/office/drawing/2016/5/10/chartex" xmlns:cx5="http://schemas.microsoft.com/office/drawing/2016/5/11/chartex" xmlns:cx6="http://schemas.microsoft.com/office/drawing/2016/5/12/chartex" xmlns:cx7="http://schemas.microsoft.com/office/drawing/2016/5/13/chartex" xmlns:cx8="http://schemas.microsoft.com/office/drawing/2016/5/14/chartex" xmlns:mc="http://schemas.openxmlformats.org/markup-compatibility/2006" xmlns:aink="http://schemas.microsoft.com/office/drawing/2016/ink" xmlns:am3d="http://schemas.microsoft.com/office/drawing/2017/model3d" xmlns:o="urn:schemas-microsoft-com:office:office" xmlns:oel="http://schemas.microsoft.com/office/2019/extlst" xmlns:r="http://schemas.openxmlformats.org/officeDocument/2006/relationships" xmlns:m="http://schemas.openxmlformats.org/officeDocument/2006/math" xmlns:v="urn:schemas-microsoft-com:vml" xmlns:wp14="http://schemas.microsoft.com/office/word/2010/wordprocessingDrawing" xmlns:wp="http://schemas.openxmlformats.org/drawingml/2006/wordprocessingDrawing" xmlns:w10="urn:schemas-microsoft-com:office:word" xmlns:w="http://schemas.openxmlformats.org/wordprocessingml/2006/main" xmlns:w14="http://schemas.microsoft.com/office/word/2010/wordml" xmlns:w15="http://schemas.microsoft.com/office/word/2012/wordml" xmlns:w16cex="http://schemas.microsoft.com/office/word/2018/wordml/cex" xmlns:w16cid="http://schemas.microsoft.com/office/word/2016/wordml/cid" xmlns:w16="http://schemas.microsoft.com/office/word/2018/wordml" xmlns:w16du="http://schemas.microsoft.com/office/word/2023/wordml/word16du" xmlns:w16sdtdh="http://schemas.microsoft.com/office/word/2020/wordml/sdtdatahash" xmlns:w16sdtfl="http://schemas.microsoft.com/office/word/2024/wordml/sdtformatlock" xmlns:w16se="http://schemas.microsoft.com/office/word/2015/wordml/symex" xmlns:wpg="http://schemas.microsoft.com/office/word/2010/wordprocessingGroup" xmlns:wpi="http://schemas.microsoft.com/office/word/2010/wordprocessingInk" xmlns:wne="http://schemas.microsoft.com/office/word/2006/wordml" xmlns:wps="http://schemas.microsoft.com/office/word/2010/wordprocessingShape" mc:Ignorable="w14 w15 w16se w16cid w16 w16cex w16sdtdh w16sdtfl w16du wp14">
   <w:body>
     <w:p>
-      <w:pPr>
-        <w:rPr>
-          <w:lang w:val="en-US"/>
-        </w:rPr>
-      </w:pPr>
-      <w:r>
-        <w:rPr>
-          <w:lang w:val="en-US"/>
-        </w:rPr>
-        <w:t>Rohit Patil</w:t>
-      </w:r>
-    </w:p>
-    <w:p>
-      <w:pPr>
-        <w:rPr>
-          <w:lang w:val="en-US"/>
-        </w:rPr>
-      </w:pPr>
-      <w:r>
-        <w:rPr>
-          <w:lang w:val="en-US"/>
-        </w:rPr>
-        <w:t>Post</w:t>
-      </w:r>
-    </w:p>
-    <w:p>
-      <w:pPr>
-        <w:rPr>
-          <w:lang w:val="en-US"/>
-        </w:rPr>
-      </w:pPr>
+      <w:r>
+        <w:t>Faculty Name :- Amol Shinde  (Genosis plus)</w:t>
+      </w:r>
+    </w:p>
+    <w:p>
+      <w:r>
+        <w:t>Group members name</w:t>
+      </w:r>
+      <w:r>
+        <w:tab/>
+      </w:r>
+    </w:p>
+    <w:p>
+      <w:r>
+        <w:t>1.Rohit Patil</w:t>
+      </w:r>
+    </w:p>
+    <w:p>
+      <w:r>
+        <w:t>2.Piyush Singh</w:t>
+      </w:r>
+    </w:p>
+    <w:p>
+      <w:r>
+        <w:t>3.Siddhi Pawar</w:t>
+      </w:r>
+    </w:p>
+    <w:p>
+      <w:r>
+        <w:t>4.Manal Patil</w:t>
+      </w:r>
+    </w:p>
+    <w:p>
+      <w:r>
+        <w:t>5. Vishwesh Dhepe</w:t>
+      </w:r>
+    </w:p>
+    <w:p>
+      <w:r>
+        <w:t xml:space="preserve">6. Sahil Gaikwad </w:t>
+      </w:r>
     </w:p>
     <w:p>
       <w:pPr>
@@ -107,6 +117,7 @@
           <w:noProof/>
           <w:lang w:val="en-US"/>
         </w:rPr>
+        <w:lastRenderedPageBreak/>
         <w:drawing>
           <wp:inline distT="0" distB="0" distL="0" distR="0" wp14:anchorId="6D5A17E4" wp14:editId="1D2F5A20">
             <wp:extent cx="5731510" cy="3887470"/>
@@ -154,7 +165,6 @@
         <w:rPr>
           <w:lang w:val="en-US"/>
         </w:rPr>
-        <w:lastRenderedPageBreak/>
         <w:t>post</w:t>
       </w:r>
     </w:p>
@@ -217,6 +227,7 @@
           <w:noProof/>
           <w:lang w:val="en-US"/>
         </w:rPr>
+        <w:lastRenderedPageBreak/>
         <w:drawing>
           <wp:inline distT="0" distB="0" distL="0" distR="0" wp14:anchorId="086EE1B8" wp14:editId="04B9C1AA">
             <wp:extent cx="5731510" cy="3269615"/>
@@ -306,21 +317,21 @@
         <w:rPr>
           <w:lang w:val="en-US"/>
         </w:rPr>
+        <w:t>Get</w:t>
+      </w:r>
+    </w:p>
+    <w:p>
+      <w:pPr>
+        <w:rPr>
+          <w:lang w:val="en-US"/>
+        </w:rPr>
+      </w:pPr>
+      <w:r>
+        <w:rPr>
+          <w:noProof/>
+          <w:lang w:val="en-US"/>
+        </w:rPr>
         <w:lastRenderedPageBreak/>
-        <w:t>Get</w:t>
-      </w:r>
-    </w:p>
-    <w:p>
-      <w:pPr>
-        <w:rPr>
-          <w:lang w:val="en-US"/>
-        </w:rPr>
-      </w:pPr>
-      <w:r>
-        <w:rPr>
-          <w:noProof/>
-          <w:lang w:val="en-US"/>
-        </w:rPr>
         <w:drawing>
           <wp:inline distT="0" distB="0" distL="0" distR="0" wp14:anchorId="42CB2685" wp14:editId="25C6CBC3">
             <wp:extent cx="5731510" cy="3578225"/>
@@ -1130,7 +1141,6 @@
   <w:style w:type="character" w:default="1" w:styleId="DefaultParagraphFont">
     <w:name w:val="Default Paragraph Font"/>
     <w:uiPriority w:val="1"/>
-    <w:semiHidden/>
     <w:unhideWhenUsed/>
   </w:style>
   <w:style w:type="table" w:default="1" w:styleId="TableNormal">
